--- a/phase-2/week-2/Day1/HomeAssignment/Selenium to Playwright Converter.docx
+++ b/phase-2/week-2/Day1/HomeAssignment/Selenium to Playwright Converter.docx
@@ -1,32 +1,35 @@
 
 <file path=word/document.xml><?xml version="1.0" encoding="utf-8"?>
-<w:document xmlns:wpc="http://schemas.microsoft.com/office/word/2010/wordprocessingCanvas" xmlns:cx="http://schemas.microsoft.com/office/drawing/2014/chartex" xmlns:cx1="http://schemas.microsoft.com/office/drawing/2015/9/8/chartex" xmlns:cx2="http://schemas.microsoft.com/office/drawing/2015/10/21/chartex" xmlns:cx3="http://schemas.microsoft.com/office/drawing/2016/5/9/chartex" xmlns:cx4="http://schemas.microsoft.com/office/drawing/2016/5/10/chartex" xmlns:cx5="http://schemas.microsoft.com/office/drawing/2016/5/11/chartex" xmlns:cx6="http://schemas.microsoft.com/office/drawing/2016/5/12/chartex" xmlns:cx7="http://schemas.microsoft.com/office/drawing/2016/5/13/chartex" xmlns:cx8="http://schemas.microsoft.com/office/drawing/2016/5/14/chartex" xmlns:mc="http://schemas.openxmlformats.org/markup-compatibility/2006" xmlns:aink="http://schemas.microsoft.com/office/drawing/2016/ink" xmlns:am3d="http://schemas.microsoft.com/office/drawing/2017/model3d" xmlns:o="urn:schemas-microsoft-com:office:office" xmlns:oel="http://schemas.microsoft.com/office/2019/extlst" xmlns:r="http://schemas.openxmlformats.org/officeDocument/2006/relationships" xmlns:m="http://schemas.openxmlformats.org/officeDocument/2006/math" xmlns:v="urn:schemas-microsoft-com:vml" xmlns:wp14="http://schemas.microsoft.com/office/word/2010/wordprocessingDrawing" xmlns:wp="http://schemas.openxmlformats.org/drawingml/2006/wordprocessingDrawing" xmlns:w10="urn:schemas-microsoft-com:office:word" xmlns:w="http://schemas.openxmlformats.org/wordprocessingml/2006/main" xmlns:w14="http://schemas.microsoft.com/office/word/2010/wordml" xmlns:w15="http://schemas.microsoft.com/office/word/2012/wordml" xmlns:w16cei="http://schemas.microsoft.com/office/word/2026/wordml/cei" xmlns:w16cex="http://schemas.microsoft.com/office/word/2018/wordml/cex" xmlns:w16cid="http://schemas.microsoft.com/office/word/2016/wordml/cid" xmlns:w16="http://schemas.microsoft.com/office/word/2018/wordml" xmlns:w16du="http://schemas.microsoft.com/office/word/2023/wordml/word16du" xmlns:w16sdtdh="http://schemas.microsoft.com/office/word/2020/wordml/sdtdatahash" xmlns:w16sdtfl="http://schemas.microsoft.com/office/word/2024/wordml/sdtformatlock" xmlns:w16se="http://schemas.microsoft.com/office/word/2015/wordml/symex" xmlns:wpg="http://schemas.microsoft.com/office/word/2010/wordprocessingGroup" xmlns:wpi="http://schemas.microsoft.com/office/word/2010/wordprocessingInk" xmlns:wne="http://schemas.microsoft.com/office/word/2006/wordml" xmlns:wps="http://schemas.microsoft.com/office/word/2010/wordprocessingShape" mc:Ignorable="w14 w15 w16se w16cid w16 w16cex w16sdtdh w16sdtfl w16du wp14">
+<w:document xmlns:wpc="http://schemas.microsoft.com/office/word/2010/wordprocessingCanvas" xmlns:cx="http://schemas.microsoft.com/office/drawing/2014/chartex" xmlns:cx1="http://schemas.microsoft.com/office/drawing/2015/9/8/chartex" xmlns:cx2="http://schemas.microsoft.com/office/drawing/2015/10/21/chartex" xmlns:cx3="http://schemas.microsoft.com/office/drawing/2016/5/9/chartex" xmlns:cx4="http://schemas.microsoft.com/office/drawing/2016/5/10/chartex" xmlns:cx5="http://schemas.microsoft.com/office/drawing/2016/5/11/chartex" xmlns:cx6="http://schemas.microsoft.com/office/drawing/2016/5/12/chartex" xmlns:cx7="http://schemas.microsoft.com/office/drawing/2016/5/13/chartex" xmlns:cx8="http://schemas.microsoft.com/office/drawing/2016/5/14/chartex" xmlns:mc="http://schemas.openxmlformats.org/markup-compatibility/2006" xmlns:aink="http://schemas.microsoft.com/office/drawing/2016/ink" xmlns:am3d="http://schemas.microsoft.com/office/drawing/2017/model3d" xmlns:o="urn:schemas-microsoft-com:office:office" xmlns:oel="http://schemas.microsoft.com/office/2019/extlst" xmlns:r="http://schemas.openxmlformats.org/officeDocument/2006/relationships" xmlns:m="http://schemas.openxmlformats.org/officeDocument/2006/math" xmlns:v="urn:schemas-microsoft-com:vml" xmlns:wp14="http://schemas.microsoft.com/office/word/2010/wordprocessingDrawing" xmlns:wp="http://schemas.openxmlformats.org/drawingml/2006/wordprocessingDrawing" xmlns:w10="urn:schemas-microsoft-com:office:word" xmlns:w="http://schemas.openxmlformats.org/wordprocessingml/2006/main" xmlns:w14="http://schemas.microsoft.com/office/word/2010/wordml" xmlns:w15="http://schemas.microsoft.com/office/word/2012/wordml" xmlns:w16cex="http://schemas.microsoft.com/office/word/2018/wordml/cex" xmlns:w16cid="http://schemas.microsoft.com/office/word/2016/wordml/cid" xmlns:w16="http://schemas.microsoft.com/office/word/2018/wordml" xmlns:w16du="http://schemas.microsoft.com/office/word/2023/wordml/word16du" xmlns:w16sdtdh="http://schemas.microsoft.com/office/word/2020/wordml/sdtdatahash" xmlns:w16sdtfl="http://schemas.microsoft.com/office/word/2024/wordml/sdtformatlock" xmlns:w16se="http://schemas.microsoft.com/office/word/2015/wordml/symex" xmlns:wpg="http://schemas.microsoft.com/office/word/2010/wordprocessingGroup" xmlns:wpi="http://schemas.microsoft.com/office/word/2010/wordprocessingInk" xmlns:wne="http://schemas.microsoft.com/office/word/2006/wordml" xmlns:wps="http://schemas.microsoft.com/office/word/2010/wordprocessingShape" mc:Ignorable="w14 w15 w16se w16cid w16 w16cex w16sdtdh w16sdtfl w16du wp14">
   <w:body>
     <w:p>
+      <w:pPr>
+        <w:jc w:val="center"/>
+        <w:rPr>
+          <w:rFonts w:ascii="Calibri" w:hAnsi="Calibri" w:cs="Calibri"/>
+          <w:b/>
+          <w:bCs/>
+        </w:rPr>
+      </w:pPr>
       <w:r>
-        <w:t>Facing issues either in HTTP node or LLM node</w:t>
+        <w:rPr>
+          <w:rFonts w:ascii="Calibri" w:hAnsi="Calibri" w:cs="Calibri"/>
+          <w:b/>
+          <w:bCs/>
+        </w:rPr>
+        <w:t>Selenium to Playwright Converter</w:t>
       </w:r>
+    </w:p>
+    <w:p>
       <w:r>
-        <w:t xml:space="preserve"> (Too many request)</w:t>
-      </w:r>
-      <w:r>
-        <w:br/>
-      </w:r>
-      <w:r>
-        <w:br/>
-      </w:r>
-      <w:r>
-        <w:br/>
-      </w:r>
-      <w:r>
-        <w:br/>
-      </w:r>
-      <w:r>
+        <w:rPr>
+          <w:noProof/>
+        </w:rPr>
         <w:drawing>
-          <wp:inline distT="0" distB="0" distL="0" distR="0" wp14:anchorId="01BA6A22" wp14:editId="2B1F85ED">
-            <wp:extent cx="5731510" cy="3004820"/>
-            <wp:effectExtent l="0" t="0" r="2540" b="5080"/>
-            <wp:docPr id="1638731856" name="Picture 1"/>
+          <wp:inline distT="0" distB="0" distL="0" distR="0" wp14:anchorId="0846E5BE" wp14:editId="173A607D">
+            <wp:extent cx="5943600" cy="3182620"/>
+            <wp:effectExtent l="0" t="0" r="0" b="0"/>
+            <wp:docPr id="1439520490" name="Picture 1"/>
             <wp:cNvGraphicFramePr>
               <a:graphicFrameLocks xmlns:a="http://schemas.openxmlformats.org/drawingml/2006/main" noChangeAspect="1"/>
             </wp:cNvGraphicFramePr>
@@ -34,7 +37,7 @@
               <a:graphicData uri="http://schemas.openxmlformats.org/drawingml/2006/picture">
                 <pic:pic xmlns:pic="http://schemas.openxmlformats.org/drawingml/2006/picture">
                   <pic:nvPicPr>
-                    <pic:cNvPr id="1638731856" name=""/>
+                    <pic:cNvPr id="1439520490" name=""/>
                     <pic:cNvPicPr/>
                   </pic:nvPicPr>
                   <pic:blipFill>
@@ -46,7 +49,7 @@
                   <pic:spPr>
                     <a:xfrm>
                       <a:off x="0" y="0"/>
-                      <a:ext cx="5731510" cy="3004820"/>
+                      <a:ext cx="5943600" cy="3182620"/>
                     </a:xfrm>
                     <a:prstGeom prst="rect">
                       <a:avLst/>
@@ -58,18 +61,58 @@
           </wp:inline>
         </w:drawing>
       </w:r>
+    </w:p>
+    <w:p>
       <w:r>
-        <w:br/>
+        <w:rPr>
+          <w:b/>
+          <w:bCs/>
+        </w:rPr>
+        <w:t>Note</w:t>
       </w:r>
       <w:r>
-        <w:br/>
+        <w:t xml:space="preserve"> </w:t>
       </w:r>
       <w:r>
+        <w:rPr>
+          <w:rFonts w:ascii="Calibri" w:hAnsi="Calibri" w:cs="Calibri"/>
+          <w:sz w:val="22"/>
+          <w:szCs w:val="22"/>
+        </w:rPr>
+        <w:t>: Added Execute Sub workflow node to call the test case convertor</w:t>
+      </w:r>
+    </w:p>
+    <w:p>
+      <w:pPr>
+        <w:rPr>
+          <w:b/>
+          <w:bCs/>
+        </w:rPr>
+      </w:pPr>
+      <w:r>
+        <w:rPr>
+          <w:b/>
+          <w:bCs/>
+        </w:rPr>
+        <w:t>Test case Convertor</w:t>
+      </w:r>
+    </w:p>
+    <w:p>
+      <w:pPr>
+        <w:rPr>
+          <w:b/>
+          <w:bCs/>
+        </w:rPr>
+      </w:pPr>
+      <w:r>
+        <w:rPr>
+          <w:noProof/>
+        </w:rPr>
         <w:drawing>
-          <wp:inline distT="0" distB="0" distL="0" distR="0" wp14:anchorId="5E94703E" wp14:editId="2F83942B">
-            <wp:extent cx="5731510" cy="1961515"/>
-            <wp:effectExtent l="0" t="0" r="2540" b="635"/>
-            <wp:docPr id="1924624818" name="Picture 1"/>
+          <wp:inline distT="0" distB="0" distL="0" distR="0" wp14:anchorId="10A5DE05" wp14:editId="51C6B045">
+            <wp:extent cx="5943600" cy="3074035"/>
+            <wp:effectExtent l="0" t="0" r="0" b="0"/>
+            <wp:docPr id="1871239024" name="Picture 1"/>
             <wp:cNvGraphicFramePr>
               <a:graphicFrameLocks xmlns:a="http://schemas.openxmlformats.org/drawingml/2006/main" noChangeAspect="1"/>
             </wp:cNvGraphicFramePr>
@@ -77,7 +120,7 @@
               <a:graphicData uri="http://schemas.openxmlformats.org/drawingml/2006/picture">
                 <pic:pic xmlns:pic="http://schemas.openxmlformats.org/drawingml/2006/picture">
                   <pic:nvPicPr>
-                    <pic:cNvPr id="1924624818" name=""/>
+                    <pic:cNvPr id="1871239024" name=""/>
                     <pic:cNvPicPr/>
                   </pic:nvPicPr>
                   <pic:blipFill>
@@ -89,7 +132,7 @@
                   <pic:spPr>
                     <a:xfrm>
                       <a:off x="0" y="0"/>
-                      <a:ext cx="5731510" cy="1961515"/>
+                      <a:ext cx="5943600" cy="3074035"/>
                     </a:xfrm>
                     <a:prstGeom prst="rect">
                       <a:avLst/>
@@ -101,25 +144,26 @@
           </wp:inline>
         </w:drawing>
       </w:r>
+    </w:p>
+    <w:p>
+      <w:pPr>
+        <w:rPr>
+          <w:b/>
+          <w:bCs/>
+        </w:rPr>
+      </w:pPr>
       <w:r>
-        <w:br/>
-      </w:r>
-      <w:r>
-        <w:br/>
-      </w:r>
-      <w:r>
+        <w:rPr>
+          <w:b/>
+          <w:bCs/>
+          <w:noProof/>
+        </w:rPr>
         <w:lastRenderedPageBreak/>
-        <w:t>Even with Google gemini models facing same issue</w:t>
-      </w:r>
-      <w:r>
-        <w:br/>
-      </w:r>
-      <w:r>
         <w:drawing>
-          <wp:inline distT="0" distB="0" distL="0" distR="0" wp14:anchorId="1D01B2C4" wp14:editId="2447E15B">
-            <wp:extent cx="5731510" cy="2680970"/>
-            <wp:effectExtent l="0" t="0" r="2540" b="5080"/>
-            <wp:docPr id="1359872925" name="Picture 1"/>
+          <wp:inline distT="0" distB="0" distL="0" distR="0" wp14:anchorId="160AA8E9" wp14:editId="47242FC9">
+            <wp:extent cx="5943600" cy="3343275"/>
+            <wp:effectExtent l="0" t="0" r="0" b="9525"/>
+            <wp:docPr id="1368365233" name="Picture 3"/>
             <wp:cNvGraphicFramePr>
               <a:graphicFrameLocks xmlns:a="http://schemas.openxmlformats.org/drawingml/2006/main" noChangeAspect="1"/>
             </wp:cNvGraphicFramePr>
@@ -127,11 +171,178 @@
               <a:graphicData uri="http://schemas.openxmlformats.org/drawingml/2006/picture">
                 <pic:pic xmlns:pic="http://schemas.openxmlformats.org/drawingml/2006/picture">
                   <pic:nvPicPr>
-                    <pic:cNvPr id="1359872925" name=""/>
+                    <pic:cNvPr id="0" name="Picture 3"/>
+                    <pic:cNvPicPr>
+                      <a:picLocks noChangeAspect="1" noChangeArrowheads="1"/>
+                    </pic:cNvPicPr>
+                  </pic:nvPicPr>
+                  <pic:blipFill>
+                    <a:blip r:embed="rId6" cstate="print">
+                      <a:extLst>
+                        <a:ext uri="{28A0092B-C50C-407E-A947-70E740481C1C}">
+                          <a14:useLocalDpi xmlns:a14="http://schemas.microsoft.com/office/drawing/2010/main" val="0"/>
+                        </a:ext>
+                      </a:extLst>
+                    </a:blip>
+                    <a:srcRect/>
+                    <a:stretch>
+                      <a:fillRect/>
+                    </a:stretch>
+                  </pic:blipFill>
+                  <pic:spPr bwMode="auto">
+                    <a:xfrm>
+                      <a:off x="0" y="0"/>
+                      <a:ext cx="5943600" cy="3343275"/>
+                    </a:xfrm>
+                    <a:prstGeom prst="rect">
+                      <a:avLst/>
+                    </a:prstGeom>
+                    <a:noFill/>
+                    <a:ln>
+                      <a:noFill/>
+                    </a:ln>
+                  </pic:spPr>
+                </pic:pic>
+              </a:graphicData>
+            </a:graphic>
+          </wp:inline>
+        </w:drawing>
+      </w:r>
+    </w:p>
+    <w:p/>
+    <w:p>
+      <w:r>
+        <w:rPr>
+          <w:noProof/>
+        </w:rPr>
+        <w:drawing>
+          <wp:inline distT="0" distB="0" distL="0" distR="0" wp14:anchorId="42627969" wp14:editId="3D190134">
+            <wp:extent cx="5943600" cy="3343275"/>
+            <wp:effectExtent l="0" t="0" r="0" b="9525"/>
+            <wp:docPr id="696308738" name="Picture 1"/>
+            <wp:cNvGraphicFramePr>
+              <a:graphicFrameLocks xmlns:a="http://schemas.openxmlformats.org/drawingml/2006/main" noChangeAspect="1"/>
+            </wp:cNvGraphicFramePr>
+            <a:graphic xmlns:a="http://schemas.openxmlformats.org/drawingml/2006/main">
+              <a:graphicData uri="http://schemas.openxmlformats.org/drawingml/2006/picture">
+                <pic:pic xmlns:pic="http://schemas.openxmlformats.org/drawingml/2006/picture">
+                  <pic:nvPicPr>
+                    <pic:cNvPr id="0" name="Picture 1"/>
+                    <pic:cNvPicPr>
+                      <a:picLocks noChangeAspect="1" noChangeArrowheads="1"/>
+                    </pic:cNvPicPr>
+                  </pic:nvPicPr>
+                  <pic:blipFill>
+                    <a:blip r:embed="rId7" cstate="print">
+                      <a:extLst>
+                        <a:ext uri="{28A0092B-C50C-407E-A947-70E740481C1C}">
+                          <a14:useLocalDpi xmlns:a14="http://schemas.microsoft.com/office/drawing/2010/main" val="0"/>
+                        </a:ext>
+                      </a:extLst>
+                    </a:blip>
+                    <a:srcRect/>
+                    <a:stretch>
+                      <a:fillRect/>
+                    </a:stretch>
+                  </pic:blipFill>
+                  <pic:spPr bwMode="auto">
+                    <a:xfrm>
+                      <a:off x="0" y="0"/>
+                      <a:ext cx="5943600" cy="3343275"/>
+                    </a:xfrm>
+                    <a:prstGeom prst="rect">
+                      <a:avLst/>
+                    </a:prstGeom>
+                    <a:noFill/>
+                    <a:ln>
+                      <a:noFill/>
+                    </a:ln>
+                  </pic:spPr>
+                </pic:pic>
+              </a:graphicData>
+            </a:graphic>
+          </wp:inline>
+        </w:drawing>
+      </w:r>
+    </w:p>
+    <w:p>
+      <w:r>
+        <w:rPr>
+          <w:noProof/>
+        </w:rPr>
+        <w:lastRenderedPageBreak/>
+        <w:drawing>
+          <wp:inline distT="0" distB="0" distL="0" distR="0" wp14:anchorId="6DBE4D4E" wp14:editId="16F7D7A8">
+            <wp:extent cx="5943600" cy="3343275"/>
+            <wp:effectExtent l="0" t="0" r="0" b="9525"/>
+            <wp:docPr id="1430561760" name="Picture 2"/>
+            <wp:cNvGraphicFramePr>
+              <a:graphicFrameLocks xmlns:a="http://schemas.openxmlformats.org/drawingml/2006/main" noChangeAspect="1"/>
+            </wp:cNvGraphicFramePr>
+            <a:graphic xmlns:a="http://schemas.openxmlformats.org/drawingml/2006/main">
+              <a:graphicData uri="http://schemas.openxmlformats.org/drawingml/2006/picture">
+                <pic:pic xmlns:pic="http://schemas.openxmlformats.org/drawingml/2006/picture">
+                  <pic:nvPicPr>
+                    <pic:cNvPr id="0" name="Picture 2"/>
+                    <pic:cNvPicPr>
+                      <a:picLocks noChangeAspect="1" noChangeArrowheads="1"/>
+                    </pic:cNvPicPr>
+                  </pic:nvPicPr>
+                  <pic:blipFill>
+                    <a:blip r:embed="rId8" cstate="print">
+                      <a:extLst>
+                        <a:ext uri="{28A0092B-C50C-407E-A947-70E740481C1C}">
+                          <a14:useLocalDpi xmlns:a14="http://schemas.microsoft.com/office/drawing/2010/main" val="0"/>
+                        </a:ext>
+                      </a:extLst>
+                    </a:blip>
+                    <a:srcRect/>
+                    <a:stretch>
+                      <a:fillRect/>
+                    </a:stretch>
+                  </pic:blipFill>
+                  <pic:spPr bwMode="auto">
+                    <a:xfrm>
+                      <a:off x="0" y="0"/>
+                      <a:ext cx="5943600" cy="3343275"/>
+                    </a:xfrm>
+                    <a:prstGeom prst="rect">
+                      <a:avLst/>
+                    </a:prstGeom>
+                    <a:noFill/>
+                    <a:ln>
+                      <a:noFill/>
+                    </a:ln>
+                  </pic:spPr>
+                </pic:pic>
+              </a:graphicData>
+            </a:graphic>
+          </wp:inline>
+        </w:drawing>
+      </w:r>
+    </w:p>
+    <w:p>
+      <w:r>
+        <w:rPr>
+          <w:noProof/>
+        </w:rPr>
+        <w:drawing>
+          <wp:inline distT="0" distB="0" distL="0" distR="0" wp14:anchorId="37FF700B" wp14:editId="622094C3">
+            <wp:extent cx="5943600" cy="3188335"/>
+            <wp:effectExtent l="0" t="0" r="0" b="0"/>
+            <wp:docPr id="1245834285" name="Picture 1"/>
+            <wp:cNvGraphicFramePr>
+              <a:graphicFrameLocks xmlns:a="http://schemas.openxmlformats.org/drawingml/2006/main" noChangeAspect="1"/>
+            </wp:cNvGraphicFramePr>
+            <a:graphic xmlns:a="http://schemas.openxmlformats.org/drawingml/2006/main">
+              <a:graphicData uri="http://schemas.openxmlformats.org/drawingml/2006/picture">
+                <pic:pic xmlns:pic="http://schemas.openxmlformats.org/drawingml/2006/picture">
+                  <pic:nvPicPr>
+                    <pic:cNvPr id="1245834285" name=""/>
                     <pic:cNvPicPr/>
                   </pic:nvPicPr>
                   <pic:blipFill>
-                    <a:blip r:embed="rId6"/>
+                    <a:blip r:embed="rId9"/>
                     <a:stretch>
                       <a:fillRect/>
                     </a:stretch>
@@ -139,7 +350,139 @@
                   <pic:spPr>
                     <a:xfrm>
                       <a:off x="0" y="0"/>
-                      <a:ext cx="5731510" cy="2680970"/>
+                      <a:ext cx="5943600" cy="3188335"/>
+                    </a:xfrm>
+                    <a:prstGeom prst="rect">
+                      <a:avLst/>
+                    </a:prstGeom>
+                  </pic:spPr>
+                </pic:pic>
+              </a:graphicData>
+            </a:graphic>
+          </wp:inline>
+        </w:drawing>
+      </w:r>
+    </w:p>
+    <w:p>
+      <w:pPr>
+        <w:rPr>
+          <w:b/>
+          <w:bCs/>
+        </w:rPr>
+      </w:pPr>
+    </w:p>
+    <w:p>
+      <w:pPr>
+        <w:rPr>
+          <w:b/>
+          <w:bCs/>
+        </w:rPr>
+      </w:pPr>
+    </w:p>
+    <w:p>
+      <w:pPr>
+        <w:rPr>
+          <w:b/>
+          <w:bCs/>
+        </w:rPr>
+      </w:pPr>
+    </w:p>
+    <w:p>
+      <w:pPr>
+        <w:rPr>
+          <w:b/>
+          <w:bCs/>
+        </w:rPr>
+      </w:pPr>
+    </w:p>
+    <w:p>
+      <w:pPr>
+        <w:rPr>
+          <w:b/>
+          <w:bCs/>
+        </w:rPr>
+      </w:pPr>
+      <w:r>
+        <w:rPr>
+          <w:b/>
+          <w:bCs/>
+        </w:rPr>
+        <w:lastRenderedPageBreak/>
+        <w:t>Output Downloaded :</w:t>
+      </w:r>
+    </w:p>
+    <w:p>
+      <w:r>
+        <w:rPr>
+          <w:noProof/>
+        </w:rPr>
+        <w:drawing>
+          <wp:inline distT="0" distB="0" distL="0" distR="0" wp14:anchorId="7BC65C2E" wp14:editId="6C4B433C">
+            <wp:extent cx="5943600" cy="3176270"/>
+            <wp:effectExtent l="0" t="0" r="0" b="5080"/>
+            <wp:docPr id="964053771" name="Picture 1"/>
+            <wp:cNvGraphicFramePr>
+              <a:graphicFrameLocks xmlns:a="http://schemas.openxmlformats.org/drawingml/2006/main" noChangeAspect="1"/>
+            </wp:cNvGraphicFramePr>
+            <a:graphic xmlns:a="http://schemas.openxmlformats.org/drawingml/2006/main">
+              <a:graphicData uri="http://schemas.openxmlformats.org/drawingml/2006/picture">
+                <pic:pic xmlns:pic="http://schemas.openxmlformats.org/drawingml/2006/picture">
+                  <pic:nvPicPr>
+                    <pic:cNvPr id="964053771" name=""/>
+                    <pic:cNvPicPr/>
+                  </pic:nvPicPr>
+                  <pic:blipFill>
+                    <a:blip r:embed="rId10"/>
+                    <a:stretch>
+                      <a:fillRect/>
+                    </a:stretch>
+                  </pic:blipFill>
+                  <pic:spPr>
+                    <a:xfrm>
+                      <a:off x="0" y="0"/>
+                      <a:ext cx="5943600" cy="3176270"/>
+                    </a:xfrm>
+                    <a:prstGeom prst="rect">
+                      <a:avLst/>
+                    </a:prstGeom>
+                  </pic:spPr>
+                </pic:pic>
+              </a:graphicData>
+            </a:graphic>
+          </wp:inline>
+        </w:drawing>
+      </w:r>
+    </w:p>
+    <w:p>
+      <w:r>
+        <w:rPr>
+          <w:noProof/>
+        </w:rPr>
+        <w:drawing>
+          <wp:inline distT="0" distB="0" distL="0" distR="0" wp14:anchorId="037B9DD4" wp14:editId="640AE564">
+            <wp:extent cx="5943600" cy="3194685"/>
+            <wp:effectExtent l="0" t="0" r="0" b="5715"/>
+            <wp:docPr id="793010531" name="Picture 1"/>
+            <wp:cNvGraphicFramePr>
+              <a:graphicFrameLocks xmlns:a="http://schemas.openxmlformats.org/drawingml/2006/main" noChangeAspect="1"/>
+            </wp:cNvGraphicFramePr>
+            <a:graphic xmlns:a="http://schemas.openxmlformats.org/drawingml/2006/main">
+              <a:graphicData uri="http://schemas.openxmlformats.org/drawingml/2006/picture">
+                <pic:pic xmlns:pic="http://schemas.openxmlformats.org/drawingml/2006/picture">
+                  <pic:nvPicPr>
+                    <pic:cNvPr id="793010531" name=""/>
+                    <pic:cNvPicPr/>
+                  </pic:nvPicPr>
+                  <pic:blipFill>
+                    <a:blip r:embed="rId11"/>
+                    <a:stretch>
+                      <a:fillRect/>
+                    </a:stretch>
+                  </pic:blipFill>
+                  <pic:spPr>
+                    <a:xfrm>
+                      <a:off x="0" y="0"/>
+                      <a:ext cx="5943600" cy="3194685"/>
                     </a:xfrm>
                     <a:prstGeom prst="rect">
                       <a:avLst/>
@@ -153,9 +496,9 @@
       </w:r>
     </w:p>
     <w:sectPr>
-      <w:pgSz w:w="11906" w:h="16838"/>
-      <w:pgMar w:top="1440" w:right="1440" w:bottom="1440" w:left="1440" w:header="708" w:footer="708" w:gutter="0"/>
-      <w:cols w:space="708"/>
+      <w:pgSz w:w="12240" w:h="15840"/>
+      <w:pgMar w:top="1440" w:right="1440" w:bottom="1440" w:left="1440" w:header="720" w:footer="720" w:gutter="0"/>
+      <w:cols w:space="720"/>
       <w:docGrid w:linePitch="360"/>
     </w:sectPr>
   </w:body>
@@ -169,15 +512,15 @@
       <w:rPr>
         <w:rFonts w:asciiTheme="minorHAnsi" w:eastAsiaTheme="minorHAnsi" w:hAnsiTheme="minorHAnsi" w:cstheme="minorBidi"/>
         <w:kern w:val="2"/>
-        <w:sz w:val="22"/>
-        <w:szCs w:val="22"/>
-        <w:lang w:val="en-IN" w:eastAsia="en-US" w:bidi="ar-SA"/>
+        <w:sz w:val="24"/>
+        <w:szCs w:val="24"/>
+        <w:lang w:val="en-US" w:eastAsia="en-US" w:bidi="ar-SA"/>
         <w14:ligatures w14:val="standardContextual"/>
       </w:rPr>
     </w:rPrDefault>
     <w:pPrDefault>
       <w:pPr>
-        <w:spacing w:after="160" w:line="259" w:lineRule="auto"/>
+        <w:spacing w:after="160" w:line="278" w:lineRule="auto"/>
       </w:pPr>
     </w:pPrDefault>
   </w:docDefaults>
@@ -570,7 +913,7 @@
     <w:link w:val="Heading1Char"/>
     <w:uiPriority w:val="9"/>
     <w:qFormat/>
-    <w:rsid w:val="00ED7771"/>
+    <w:rsid w:val="006272E7"/>
     <w:pPr>
       <w:keepNext/>
       <w:keepLines/>
@@ -579,7 +922,7 @@
     </w:pPr>
     <w:rPr>
       <w:rFonts w:asciiTheme="majorHAnsi" w:eastAsiaTheme="majorEastAsia" w:hAnsiTheme="majorHAnsi" w:cstheme="majorBidi"/>
-      <w:color w:val="2F5496" w:themeColor="accent1" w:themeShade="BF"/>
+      <w:color w:val="0F4761" w:themeColor="accent1" w:themeShade="BF"/>
       <w:sz w:val="40"/>
       <w:szCs w:val="40"/>
     </w:rPr>
@@ -593,7 +936,7 @@
     <w:semiHidden/>
     <w:unhideWhenUsed/>
     <w:qFormat/>
-    <w:rsid w:val="00ED7771"/>
+    <w:rsid w:val="006272E7"/>
     <w:pPr>
       <w:keepNext/>
       <w:keepLines/>
@@ -602,7 +945,7 @@
     </w:pPr>
     <w:rPr>
       <w:rFonts w:asciiTheme="majorHAnsi" w:eastAsiaTheme="majorEastAsia" w:hAnsiTheme="majorHAnsi" w:cstheme="majorBidi"/>
-      <w:color w:val="2F5496" w:themeColor="accent1" w:themeShade="BF"/>
+      <w:color w:val="0F4761" w:themeColor="accent1" w:themeShade="BF"/>
       <w:sz w:val="32"/>
       <w:szCs w:val="32"/>
     </w:rPr>
@@ -616,7 +959,7 @@
     <w:semiHidden/>
     <w:unhideWhenUsed/>
     <w:qFormat/>
-    <w:rsid w:val="00ED7771"/>
+    <w:rsid w:val="006272E7"/>
     <w:pPr>
       <w:keepNext/>
       <w:keepLines/>
@@ -625,7 +968,7 @@
     </w:pPr>
     <w:rPr>
       <w:rFonts w:eastAsiaTheme="majorEastAsia" w:cstheme="majorBidi"/>
-      <w:color w:val="2F5496" w:themeColor="accent1" w:themeShade="BF"/>
+      <w:color w:val="0F4761" w:themeColor="accent1" w:themeShade="BF"/>
       <w:sz w:val="28"/>
       <w:szCs w:val="28"/>
     </w:rPr>
@@ -639,7 +982,7 @@
     <w:semiHidden/>
     <w:unhideWhenUsed/>
     <w:qFormat/>
-    <w:rsid w:val="00ED7771"/>
+    <w:rsid w:val="006272E7"/>
     <w:pPr>
       <w:keepNext/>
       <w:keepLines/>
@@ -650,7 +993,7 @@
       <w:rFonts w:eastAsiaTheme="majorEastAsia" w:cstheme="majorBidi"/>
       <w:i/>
       <w:iCs/>
-      <w:color w:val="2F5496" w:themeColor="accent1" w:themeShade="BF"/>
+      <w:color w:val="0F4761" w:themeColor="accent1" w:themeShade="BF"/>
     </w:rPr>
   </w:style>
   <w:style w:type="paragraph" w:styleId="Heading5">
@@ -662,7 +1005,7 @@
     <w:semiHidden/>
     <w:unhideWhenUsed/>
     <w:qFormat/>
-    <w:rsid w:val="00ED7771"/>
+    <w:rsid w:val="006272E7"/>
     <w:pPr>
       <w:keepNext/>
       <w:keepLines/>
@@ -671,7 +1014,7 @@
     </w:pPr>
     <w:rPr>
       <w:rFonts w:eastAsiaTheme="majorEastAsia" w:cstheme="majorBidi"/>
-      <w:color w:val="2F5496" w:themeColor="accent1" w:themeShade="BF"/>
+      <w:color w:val="0F4761" w:themeColor="accent1" w:themeShade="BF"/>
     </w:rPr>
   </w:style>
   <w:style w:type="paragraph" w:styleId="Heading6">
@@ -683,7 +1026,7 @@
     <w:semiHidden/>
     <w:unhideWhenUsed/>
     <w:qFormat/>
-    <w:rsid w:val="00ED7771"/>
+    <w:rsid w:val="006272E7"/>
     <w:pPr>
       <w:keepNext/>
       <w:keepLines/>
@@ -706,7 +1049,7 @@
     <w:semiHidden/>
     <w:unhideWhenUsed/>
     <w:qFormat/>
-    <w:rsid w:val="00ED7771"/>
+    <w:rsid w:val="006272E7"/>
     <w:pPr>
       <w:keepNext/>
       <w:keepLines/>
@@ -727,7 +1070,7 @@
     <w:semiHidden/>
     <w:unhideWhenUsed/>
     <w:qFormat/>
-    <w:rsid w:val="00ED7771"/>
+    <w:rsid w:val="006272E7"/>
     <w:pPr>
       <w:keepNext/>
       <w:keepLines/>
@@ -750,7 +1093,7 @@
     <w:semiHidden/>
     <w:unhideWhenUsed/>
     <w:qFormat/>
-    <w:rsid w:val="00ED7771"/>
+    <w:rsid w:val="006272E7"/>
     <w:pPr>
       <w:keepNext/>
       <w:keepLines/>
@@ -794,10 +1137,10 @@
     <w:basedOn w:val="DefaultParagraphFont"/>
     <w:link w:val="Heading1"/>
     <w:uiPriority w:val="9"/>
-    <w:rsid w:val="00ED7771"/>
+    <w:rsid w:val="006272E7"/>
     <w:rPr>
       <w:rFonts w:asciiTheme="majorHAnsi" w:eastAsiaTheme="majorEastAsia" w:hAnsiTheme="majorHAnsi" w:cstheme="majorBidi"/>
-      <w:color w:val="2F5496" w:themeColor="accent1" w:themeShade="BF"/>
+      <w:color w:val="0F4761" w:themeColor="accent1" w:themeShade="BF"/>
       <w:sz w:val="40"/>
       <w:szCs w:val="40"/>
     </w:rPr>
@@ -808,10 +1151,10 @@
     <w:link w:val="Heading2"/>
     <w:uiPriority w:val="9"/>
     <w:semiHidden/>
-    <w:rsid w:val="00ED7771"/>
+    <w:rsid w:val="006272E7"/>
     <w:rPr>
       <w:rFonts w:asciiTheme="majorHAnsi" w:eastAsiaTheme="majorEastAsia" w:hAnsiTheme="majorHAnsi" w:cstheme="majorBidi"/>
-      <w:color w:val="2F5496" w:themeColor="accent1" w:themeShade="BF"/>
+      <w:color w:val="0F4761" w:themeColor="accent1" w:themeShade="BF"/>
       <w:sz w:val="32"/>
       <w:szCs w:val="32"/>
     </w:rPr>
@@ -822,10 +1165,10 @@
     <w:link w:val="Heading3"/>
     <w:uiPriority w:val="9"/>
     <w:semiHidden/>
-    <w:rsid w:val="00ED7771"/>
+    <w:rsid w:val="006272E7"/>
     <w:rPr>
       <w:rFonts w:eastAsiaTheme="majorEastAsia" w:cstheme="majorBidi"/>
-      <w:color w:val="2F5496" w:themeColor="accent1" w:themeShade="BF"/>
+      <w:color w:val="0F4761" w:themeColor="accent1" w:themeShade="BF"/>
       <w:sz w:val="28"/>
       <w:szCs w:val="28"/>
     </w:rPr>
@@ -836,12 +1179,12 @@
     <w:link w:val="Heading4"/>
     <w:uiPriority w:val="9"/>
     <w:semiHidden/>
-    <w:rsid w:val="00ED7771"/>
+    <w:rsid w:val="006272E7"/>
     <w:rPr>
       <w:rFonts w:eastAsiaTheme="majorEastAsia" w:cstheme="majorBidi"/>
       <w:i/>
       <w:iCs/>
-      <w:color w:val="2F5496" w:themeColor="accent1" w:themeShade="BF"/>
+      <w:color w:val="0F4761" w:themeColor="accent1" w:themeShade="BF"/>
     </w:rPr>
   </w:style>
   <w:style w:type="character" w:customStyle="1" w:styleId="Heading5Char">
@@ -850,10 +1193,10 @@
     <w:link w:val="Heading5"/>
     <w:uiPriority w:val="9"/>
     <w:semiHidden/>
-    <w:rsid w:val="00ED7771"/>
+    <w:rsid w:val="006272E7"/>
     <w:rPr>
       <w:rFonts w:eastAsiaTheme="majorEastAsia" w:cstheme="majorBidi"/>
-      <w:color w:val="2F5496" w:themeColor="accent1" w:themeShade="BF"/>
+      <w:color w:val="0F4761" w:themeColor="accent1" w:themeShade="BF"/>
     </w:rPr>
   </w:style>
   <w:style w:type="character" w:customStyle="1" w:styleId="Heading6Char">
@@ -862,7 +1205,7 @@
     <w:link w:val="Heading6"/>
     <w:uiPriority w:val="9"/>
     <w:semiHidden/>
-    <w:rsid w:val="00ED7771"/>
+    <w:rsid w:val="006272E7"/>
     <w:rPr>
       <w:rFonts w:eastAsiaTheme="majorEastAsia" w:cstheme="majorBidi"/>
       <w:i/>
@@ -876,7 +1219,7 @@
     <w:link w:val="Heading7"/>
     <w:uiPriority w:val="9"/>
     <w:semiHidden/>
-    <w:rsid w:val="00ED7771"/>
+    <w:rsid w:val="006272E7"/>
     <w:rPr>
       <w:rFonts w:eastAsiaTheme="majorEastAsia" w:cstheme="majorBidi"/>
       <w:color w:val="595959" w:themeColor="text1" w:themeTint="A6"/>
@@ -888,7 +1231,7 @@
     <w:link w:val="Heading8"/>
     <w:uiPriority w:val="9"/>
     <w:semiHidden/>
-    <w:rsid w:val="00ED7771"/>
+    <w:rsid w:val="006272E7"/>
     <w:rPr>
       <w:rFonts w:eastAsiaTheme="majorEastAsia" w:cstheme="majorBidi"/>
       <w:i/>
@@ -902,7 +1245,7 @@
     <w:link w:val="Heading9"/>
     <w:uiPriority w:val="9"/>
     <w:semiHidden/>
-    <w:rsid w:val="00ED7771"/>
+    <w:rsid w:val="006272E7"/>
     <w:rPr>
       <w:rFonts w:eastAsiaTheme="majorEastAsia" w:cstheme="majorBidi"/>
       <w:color w:val="272727" w:themeColor="text1" w:themeTint="D8"/>
@@ -915,7 +1258,7 @@
     <w:link w:val="TitleChar"/>
     <w:uiPriority w:val="10"/>
     <w:qFormat/>
-    <w:rsid w:val="00ED7771"/>
+    <w:rsid w:val="006272E7"/>
     <w:pPr>
       <w:spacing w:after="80" w:line="240" w:lineRule="auto"/>
       <w:contextualSpacing/>
@@ -933,7 +1276,7 @@
     <w:basedOn w:val="DefaultParagraphFont"/>
     <w:link w:val="Title"/>
     <w:uiPriority w:val="10"/>
-    <w:rsid w:val="00ED7771"/>
+    <w:rsid w:val="006272E7"/>
     <w:rPr>
       <w:rFonts w:asciiTheme="majorHAnsi" w:eastAsiaTheme="majorEastAsia" w:hAnsiTheme="majorHAnsi" w:cstheme="majorBidi"/>
       <w:spacing w:val="-10"/>
@@ -949,7 +1292,7 @@
     <w:link w:val="SubtitleChar"/>
     <w:uiPriority w:val="11"/>
     <w:qFormat/>
-    <w:rsid w:val="00ED7771"/>
+    <w:rsid w:val="006272E7"/>
     <w:pPr>
       <w:numPr>
         <w:ilvl w:val="1"/>
@@ -968,7 +1311,7 @@
     <w:basedOn w:val="DefaultParagraphFont"/>
     <w:link w:val="Subtitle"/>
     <w:uiPriority w:val="11"/>
-    <w:rsid w:val="00ED7771"/>
+    <w:rsid w:val="006272E7"/>
     <w:rPr>
       <w:rFonts w:eastAsiaTheme="majorEastAsia" w:cstheme="majorBidi"/>
       <w:color w:val="595959" w:themeColor="text1" w:themeTint="A6"/>
@@ -984,7 +1327,7 @@
     <w:link w:val="QuoteChar"/>
     <w:uiPriority w:val="29"/>
     <w:qFormat/>
-    <w:rsid w:val="00ED7771"/>
+    <w:rsid w:val="006272E7"/>
     <w:pPr>
       <w:spacing w:before="160"/>
       <w:jc w:val="center"/>
@@ -1000,7 +1343,7 @@
     <w:basedOn w:val="DefaultParagraphFont"/>
     <w:link w:val="Quote"/>
     <w:uiPriority w:val="29"/>
-    <w:rsid w:val="00ED7771"/>
+    <w:rsid w:val="006272E7"/>
     <w:rPr>
       <w:i/>
       <w:iCs/>
@@ -1012,7 +1355,7 @@
     <w:basedOn w:val="Normal"/>
     <w:uiPriority w:val="34"/>
     <w:qFormat/>
-    <w:rsid w:val="00ED7771"/>
+    <w:rsid w:val="006272E7"/>
     <w:pPr>
       <w:ind w:left="720"/>
       <w:contextualSpacing/>
@@ -1023,11 +1366,11 @@
     <w:basedOn w:val="DefaultParagraphFont"/>
     <w:uiPriority w:val="21"/>
     <w:qFormat/>
-    <w:rsid w:val="00ED7771"/>
+    <w:rsid w:val="006272E7"/>
     <w:rPr>
       <w:i/>
       <w:iCs/>
-      <w:color w:val="2F5496" w:themeColor="accent1" w:themeShade="BF"/>
+      <w:color w:val="0F4761" w:themeColor="accent1" w:themeShade="BF"/>
     </w:rPr>
   </w:style>
   <w:style w:type="paragraph" w:styleId="IntenseQuote">
@@ -1037,11 +1380,11 @@
     <w:link w:val="IntenseQuoteChar"/>
     <w:uiPriority w:val="30"/>
     <w:qFormat/>
-    <w:rsid w:val="00ED7771"/>
+    <w:rsid w:val="006272E7"/>
     <w:pPr>
       <w:pBdr>
-        <w:top w:val="single" w:sz="4" w:space="10" w:color="2F5496" w:themeColor="accent1" w:themeShade="BF"/>
-        <w:bottom w:val="single" w:sz="4" w:space="10" w:color="2F5496" w:themeColor="accent1" w:themeShade="BF"/>
+        <w:top w:val="single" w:sz="4" w:space="10" w:color="0F4761" w:themeColor="accent1" w:themeShade="BF"/>
+        <w:bottom w:val="single" w:sz="4" w:space="10" w:color="0F4761" w:themeColor="accent1" w:themeShade="BF"/>
       </w:pBdr>
       <w:spacing w:before="360" w:after="360"/>
       <w:ind w:left="864" w:right="864"/>
@@ -1050,7 +1393,7 @@
     <w:rPr>
       <w:i/>
       <w:iCs/>
-      <w:color w:val="2F5496" w:themeColor="accent1" w:themeShade="BF"/>
+      <w:color w:val="0F4761" w:themeColor="accent1" w:themeShade="BF"/>
     </w:rPr>
   </w:style>
   <w:style w:type="character" w:customStyle="1" w:styleId="IntenseQuoteChar">
@@ -1058,11 +1401,11 @@
     <w:basedOn w:val="DefaultParagraphFont"/>
     <w:link w:val="IntenseQuote"/>
     <w:uiPriority w:val="30"/>
-    <w:rsid w:val="00ED7771"/>
+    <w:rsid w:val="006272E7"/>
     <w:rPr>
       <w:i/>
       <w:iCs/>
-      <w:color w:val="2F5496" w:themeColor="accent1" w:themeShade="BF"/>
+      <w:color w:val="0F4761" w:themeColor="accent1" w:themeShade="BF"/>
     </w:rPr>
   </w:style>
   <w:style w:type="character" w:styleId="IntenseReference">
@@ -1070,12 +1413,12 @@
     <w:basedOn w:val="DefaultParagraphFont"/>
     <w:uiPriority w:val="32"/>
     <w:qFormat/>
-    <w:rsid w:val="00ED7771"/>
+    <w:rsid w:val="006272E7"/>
     <w:rPr>
       <w:b/>
       <w:bCs/>
       <w:smallCaps/>
-      <w:color w:val="2F5496" w:themeColor="accent1" w:themeShade="BF"/>
+      <w:color w:val="0F4761" w:themeColor="accent1" w:themeShade="BF"/>
       <w:spacing w:val="5"/>
     </w:rPr>
   </w:style>
@@ -1093,39 +1436,39 @@
         <a:sysClr val="window" lastClr="FFFFFF"/>
       </a:lt1>
       <a:dk2>
-        <a:srgbClr val="44546A"/>
+        <a:srgbClr val="0E2841"/>
       </a:dk2>
       <a:lt2>
-        <a:srgbClr val="E7E6E6"/>
+        <a:srgbClr val="E8E8E8"/>
       </a:lt2>
       <a:accent1>
-        <a:srgbClr val="4472C4"/>
+        <a:srgbClr val="156082"/>
       </a:accent1>
       <a:accent2>
-        <a:srgbClr val="ED7D31"/>
+        <a:srgbClr val="E97132"/>
       </a:accent2>
       <a:accent3>
-        <a:srgbClr val="A5A5A5"/>
+        <a:srgbClr val="196B24"/>
       </a:accent3>
       <a:accent4>
-        <a:srgbClr val="FFC000"/>
+        <a:srgbClr val="0F9ED5"/>
       </a:accent4>
       <a:accent5>
-        <a:srgbClr val="5B9BD5"/>
+        <a:srgbClr val="A02B93"/>
       </a:accent5>
       <a:accent6>
-        <a:srgbClr val="70AD47"/>
+        <a:srgbClr val="4EA72E"/>
       </a:accent6>
       <a:hlink>
-        <a:srgbClr val="0563C1"/>
+        <a:srgbClr val="467886"/>
       </a:hlink>
       <a:folHlink>
-        <a:srgbClr val="954F72"/>
+        <a:srgbClr val="96607D"/>
       </a:folHlink>
     </a:clrScheme>
     <a:fontScheme name="Office">
       <a:majorFont>
-        <a:latin typeface="Calibri Light" panose="020F0302020204030204"/>
+        <a:latin typeface="Aptos Display" panose="02110004020202020204"/>
         <a:ea typeface=""/>
         <a:cs typeface=""/>
         <a:font script="Jpan" typeface="游ゴシック Light"/>
@@ -1177,7 +1520,7 @@
         <a:font script="Tfng" typeface="Ebrima"/>
       </a:majorFont>
       <a:minorFont>
-        <a:latin typeface="Calibri" panose="020F0502020204030204"/>
+        <a:latin typeface="Aptos" panose="02110004020202020204"/>
         <a:ea typeface=""/>
         <a:cs typeface=""/>
         <a:font script="Jpan" typeface="游ゴシック"/>
